--- a/cf/sh/u/files/u014.docx
+++ b/cf/sh/u/files/u014.docx
@@ -20,7 +20,7 @@
     </w:p>
     <w:p>
       <w:r>
-        <w:t>請針對每個題目，把答案填在「回答：」後面（越具體越好）；填好後請放回您的部門資料夾即可，不需回信。</w:t>
+        <w:t>這份問卷是想更了解您的實際作業，好把您的 AI 助理做得更貼近需求。第一部分請把答案填在「回答：」後面（越具體越好）；第二部分只是先讓您了解，之後用的時候再一起調整，不用現在填。填好後放回您的部門資料夾即可，不需回信。</w:t>
       </w:r>
     </w:p>
     <w:p>
@@ -32,8 +32,16 @@
       </w:r>
     </w:p>
     <w:p>
+      <w:pPr>
+        <w:pStyle w:val="Heading2"/>
+      </w:pPr>
       <w:r>
-        <w:t>1. 訓練資料目前存放系統與匯出欄位（簽到、測驗、時數）為何？</w:t>
+        <w:t>一、請您提供或確認的事情</w:t>
+      </w:r>
+    </w:p>
+    <w:p>
+      <w:r>
+        <w:t>1. AD 帳號的命名規則請用白話講清楚：帳號名怎麼組（例如姓名縮寫+員編後4碼）？信箱怎麼命名？請給幾個現成例子。</w:t>
       </w:r>
     </w:p>
     <w:p>
@@ -43,7 +51,7 @@
     </w:p>
     <w:p>
       <w:r>
-        <w:t>2. 年度訓練計畫與必修課對照、必修對象規則為何？</w:t>
+        <w:t>2. 各部門對應的 OU（帳號在網域裡歸在哪個櫃子）和權限群組對照表由誰維護？請提供一份範例。</w:t>
       </w:r>
     </w:p>
     <w:p>
@@ -53,7 +61,7 @@
     </w:p>
     <w:p>
       <w:r>
-        <w:t>3. 出席率／完訓率的計算口徑（測驗空白算未完訓還是待補）？</w:t>
+        <w:t>3. 人資通知信和博格『人員建立單』平常長什麼樣、有哪些固定欄位（姓名、員編、到職日、部門、職稱）？請附一張畫面。</w:t>
       </w:r>
     </w:p>
     <w:p>
@@ -63,7 +71,7 @@
     </w:p>
     <w:p>
       <w:r>
-        <w:t>4. 測驗通過標準與補訓規則？</w:t>
+        <w:t>4. 初始密碼要怎麼發、怎麼通知本人？有沒有資安規定（不能明文寄、要本人改）？請說明 SOP。</w:t>
       </w:r>
     </w:p>
     <w:p>
@@ -73,7 +81,7 @@
     </w:p>
     <w:p>
       <w:r>
-        <w:t>5. 成效報告的收發對象與既有範本？</w:t>
+        <w:t>5. 帳號開通通知信有沒有固定範本？請提供一份當範例。</w:t>
       </w:r>
     </w:p>
     <w:p>
@@ -82,13 +90,36 @@
       </w:r>
     </w:p>
     <w:p>
+      <w:pPr>
+        <w:pStyle w:val="Heading2"/>
+      </w:pPr>
       <w:r>
-        <w:t>6. 統計是依課程、部門還是個人維度呈現？</w:t>
+        <w:t>二、要用了之後、跟 AI 一起調整的事情（先了解即可，不用現在填）</w:t>
       </w:r>
     </w:p>
     <w:p>
       <w:r>
-        <w:t>回答：</w:t>
+        <w:t>• 先拿幾位真實新進人員資料試跑，看 AI 依規則產出的帳號名、OU、群組對不對。</w:t>
+      </w:r>
+    </w:p>
+    <w:p>
+      <w:r>
+        <w:t>• 碰到員編空白時，確認 AI 把帳號名/信箱標『待補』（因為命名要用到員編），不會自己編員編。</w:t>
+      </w:r>
+    </w:p>
+    <w:p>
+      <w:r>
+        <w:t>• 命名規則、部門 OU/群組對照如果有調整，更新給 AI。</w:t>
+      </w:r>
+    </w:p>
+    <w:p>
+      <w:r>
+        <w:t>• 通知信的用詞、格式照你們習慣調整。</w:t>
+      </w:r>
+    </w:p>
+    <w:p>
+      <w:r>
+        <w:t>• 密碼絕不能讓 AI 明文輸出；上線後檢查 AI 是否嚴守此規則，帳號實際建立與密碼發放仍由人做。</w:t>
       </w:r>
     </w:p>
     <w:p/>
@@ -101,8 +132,16 @@
       </w:r>
     </w:p>
     <w:p>
+      <w:pPr>
+        <w:pStyle w:val="Heading2"/>
+      </w:pPr>
       <w:r>
-        <w:t>1. 問題單／開發項目目前是否已有 issue tracker？既有欄位為何？</w:t>
+        <w:t>一、請您提供或確認的事情</w:t>
+      </w:r>
+    </w:p>
+    <w:p>
+      <w:r>
+        <w:t>1. 這題的『部門管理』目前描述比較空泛，先幫我們釐清：實際上是指哪幾件可以重複、有明確輸入產出的文書工作？（例如部門週會紀錄整理、待辦追蹤、人力排班彙整、月報草稿）</w:t>
       </w:r>
     </w:p>
     <w:p>
@@ -112,7 +151,7 @@
     </w:p>
     <w:p>
       <w:r>
-        <w:t>2. 功能模組清單、錯誤碼對照、環境設定基準由誰維護？</w:t>
+        <w:t>2. 把它拆成 1～2 個具體小任務後，每個小任務的來源資料放在哪、要產出什麼格式、多久做一次？</w:t>
       </w:r>
     </w:p>
     <w:p>
@@ -122,7 +161,7 @@
     </w:p>
     <w:p>
       <w:r>
-        <w:t>3. 優先級與 SLA 的定義為何？</w:t>
+        <w:t>3. 如果是會議紀錄整理，平常會議紀錄長什麼樣、要摘出哪些重點？請提供 1～2 份當範例。</w:t>
       </w:r>
     </w:p>
     <w:p>
@@ -132,7 +171,7 @@
     </w:p>
     <w:p>
       <w:r>
-        <w:t>4. 本題程式碼撰寫與部署由工程師執行，可切出的文書子任務範圍為何（問題單彙整、歸類、影響範圍）？</w:t>
+        <w:t>4. 如果是待辦/議題追蹤，希望用什麼欄位（議題、負責人、期限、狀態）？請給一個現成範例。</w:t>
       </w:r>
     </w:p>
     <w:p>
@@ -142,7 +181,7 @@
     </w:p>
     <w:p>
       <w:r>
-        <w:t>5. 影響範圍如何界定（單一部門／全公司／特定模組）？</w:t>
+        <w:t>5. 這幾件小任務做出來要給誰看、用在哪？</w:t>
       </w:r>
     </w:p>
     <w:p>
@@ -151,13 +190,36 @@
       </w:r>
     </w:p>
     <w:p>
+      <w:pPr>
+        <w:pStyle w:val="Heading2"/>
+      </w:pPr>
       <w:r>
-        <w:t>6. 問題單覆核與指派的流程與角色？</w:t>
+        <w:t>二、要用了之後、跟 AI 一起調整的事情（先了解即可，不用現在填）</w:t>
       </w:r>
     </w:p>
     <w:p>
       <w:r>
-        <w:t>回答：</w:t>
+        <w:t>• 這題目前偏日常管理與人際判斷，主要還是靠人；先從最單純、最常重複的那件文書小事切出來試做。</w:t>
+      </w:r>
+    </w:p>
+    <w:p>
+      <w:r>
+        <w:t>• 試做後看 AI 整理的內容有沒有抓對重點，錯的地方回饋修正。</w:t>
+      </w:r>
+    </w:p>
+    <w:p>
+      <w:r>
+        <w:t>• 清單/紀錄裡沒被 AI 抓到的項目，告訴 AI 怎麼補。</w:t>
+      </w:r>
+    </w:p>
+    <w:p>
+      <w:r>
+        <w:t>• 格式、用詞照你們習慣調整。</w:t>
+      </w:r>
+    </w:p>
+    <w:p>
+      <w:r>
+        <w:t>• 確認具體可行後再逐步擴大 AI 幫忙的範圍，避免一開始就丟太籠統的任務給它。</w:t>
       </w:r>
     </w:p>
     <w:p/>
@@ -170,8 +232,16 @@
       </w:r>
     </w:p>
     <w:p>
+      <w:pPr>
+        <w:pStyle w:val="Heading2"/>
+      </w:pPr>
       <w:r>
-        <w:t>1. 「部門管理」具體指哪些可重複、有明確輸入/輸出的文書工作（部門週會紀錄整理、待辦追蹤、人力排班、月度部門報告）？</w:t>
+        <w:t>一、請您提供或確認的事情</w:t>
+      </w:r>
+    </w:p>
+    <w:p>
+      <w:r>
+        <w:t>1. 教育訓練的資料現在放在哪個系統？匯出後有哪些欄位（課程、講師、時數、學員、簽到、測驗結果）？請附一張畫面。</w:t>
       </w:r>
     </w:p>
     <w:p>
@@ -181,7 +251,7 @@
     </w:p>
     <w:p>
       <w:r>
-        <w:t>2. 各子任務的輸入資料來源、產出格式與頻率為何？</w:t>
+        <w:t>2. 有沒有『年度訓練計畫』和『必修課清單』（哪些人一定要上哪些課）？請提供一份範例。</w:t>
       </w:r>
     </w:p>
     <w:p>
@@ -191,7 +261,7 @@
     </w:p>
     <w:p>
       <w:r>
-        <w:t>3. 若切出會議紀錄摘要，來源是錄音逐字稿、手寫筆記還是既有紀錄檔？</w:t>
+        <w:t>3. 『出席率』『完訓率』請用白話講清楚怎麼算：分母是應到人數還是全部門？測驗幾分算通過？</w:t>
       </w:r>
     </w:p>
     <w:p>
@@ -201,7 +271,7 @@
     </w:p>
     <w:p>
       <w:r>
-        <w:t>4. 待辦/議題追蹤目前用什麼工具管理（Excel、系統、白板）？</w:t>
+        <w:t>4. 訓練成效報告平常要給誰看、有沒有固定格式？請提供 1～2 份舊報告當範例。</w:t>
       </w:r>
     </w:p>
     <w:p>
@@ -211,7 +281,7 @@
     </w:p>
     <w:p>
       <w:r>
-        <w:t>5. 月度部門工作報告是否有固定版型與收發對象？</w:t>
+        <w:t>5. 簽到、測驗資料是紙本還是電子檔？如果是紙本，需不需要先掃描或人工登打？</w:t>
       </w:r>
     </w:p>
     <w:p>
@@ -220,13 +290,36 @@
       </w:r>
     </w:p>
     <w:p>
+      <w:pPr>
+        <w:pStyle w:val="Heading2"/>
+      </w:pPr>
       <w:r>
-        <w:t>6. 哪一個子任務最痛、最想先做（POC 優先題）？</w:t>
+        <w:t>二、要用了之後、跟 AI 一起調整的事情（先了解即可，不用現在填）</w:t>
       </w:r>
     </w:p>
     <w:p>
       <w:r>
-        <w:t>回答：</w:t>
+        <w:t>• 先拿一門課的真實簽到資料試跑，核對 AI 算的出席率、完訓率對不對。</w:t>
+      </w:r>
+    </w:p>
+    <w:p>
+      <w:r>
+        <w:t>• 碰到有人沒簽到、測驗結果空白時，確認 AI 把沒簽到計入未到、空白標『待補』，不會自己判定通過。</w:t>
+      </w:r>
+    </w:p>
+    <w:p>
+      <w:r>
+        <w:t>• 必修課、必修對象清單有異動時，補進對照表教給 AI。</w:t>
+      </w:r>
+    </w:p>
+    <w:p>
+      <w:r>
+        <w:t>• 出席率/完訓率的算法口徑如果跟你們不同，回饋給 AI 統一。</w:t>
+      </w:r>
+    </w:p>
+    <w:p>
+      <w:r>
+        <w:t>• 含人員個資，用一段時間後檢查統計是否穩定，再擴大應用。</w:t>
       </w:r>
     </w:p>
     <w:p/>
